--- a/rapports/2026-06-06/EQ24/EQ24_sup_v2/DR_033202050056/88-41-41-63.docx
+++ b/rapports/2026-06-06/EQ24/EQ24_sup_v2/DR_033202050056/88-41-41-63.docx
@@ -297,7 +297,7 @@
           <w:color w:val="1F6FEB"/>
           <w:sz w:val="22"/>
         </w:rPr>
-        <w:t>⚠ INCOHÉRENCES À CORRIGER (77)</w:t>
+        <w:t>⚠ INCOHÉRENCES À CORRIGER (75)</w:t>
       </w:r>
     </w:p>
     <w:tbl>
@@ -1475,7 +1475,7 @@
                 <w:i w:val="0"/>
                 <w:sz w:val="17"/>
               </w:rPr>
-              <w:t>Incohérence!!! seulement les écoles privées paient les frais de scolarité (y compris les frais d'inscription).</w:t>
+              <w:t>Incohérent!! Le niveau d'instruction déclaré par l'un des enfants (Primaire) au niveau de la section 1 de DIABOU LOUM diffère de celui donné par DIABOU LOUM lui-même qui affirme ne pas avoir frequenté l'école formelle.</w:t>
             </w:r>
           </w:p>
         </w:tc>
@@ -1534,7 +1534,7 @@
                 <w:color w:val="16A34A"/>
                 <w:sz w:val="16"/>
               </w:rPr>
-              <w:t>—</w:t>
+              <w:t>s01q32, s01q36, s01q38, s04q37_modif, s02q33, s02q34, s01q00b</w:t>
             </w:r>
           </w:p>
         </w:tc>
@@ -1565,7 +1565,7 @@
                 <w:i w:val="0"/>
                 <w:sz w:val="17"/>
               </w:rPr>
-              <w:t>Incohérent!! Le niveau d'instruction déclaré par l'un des enfants (Primaire) au niveau de la section 1 de DIABOU LOUM diffère de celui donné par DIABOU LOUM lui-même qui affirme ne pas avoir frequenté l'école formelle.</w:t>
+              <w:t>Peu probable!!! Vu l'âge (18 ans) de PAPE ABDOULAYE SOW ou l'année à laquelle PAPE ABDOULAYE SOW a fréquenté l'école pour la dernière fois (.) le dernier diplome de PAPE ABDOULAYE SOW ne peut être le Certificat d'études primaires (CEP), prière de corriger cette incohérence ou confirmer avec le QG.</w:t>
             </w:r>
           </w:p>
         </w:tc>
@@ -1598,7 +1598,7 @@
                 <w:i w:val="0"/>
                 <w:sz w:val="16"/>
               </w:rPr>
-              <w:t>S02</w:t>
+              <w:t>S03</w:t>
               <w:br/>
             </w:r>
             <w:r>
@@ -1608,7 +1608,7 @@
                 <w:color w:val="64748B"/>
                 <w:sz w:val="14"/>
               </w:rPr>
-              <w:t>Éducation</w:t>
+              <w:t>Santé</w:t>
             </w:r>
           </w:p>
         </w:tc>
@@ -1624,7 +1624,7 @@
                 <w:color w:val="16A34A"/>
                 <w:sz w:val="16"/>
               </w:rPr>
-              <w:t>s01q32, s01q36, s01q38, s04q37_modif, s02q33, s02q34, s01q00b</w:t>
+              <w:t>—</w:t>
             </w:r>
           </w:p>
         </w:tc>
@@ -1655,7 +1655,7 @@
                 <w:i w:val="0"/>
                 <w:sz w:val="17"/>
               </w:rPr>
-              <w:t>Peu probable!!! Vu l'âge (18 ans) de PAPE ABDOULAYE SOW ou l'année à laquelle PAPE ABDOULAYE SOW a fréquenté l'école pour la dernière fois (.) le dernier diplome de PAPE ABDOULAYE SOW ne peut être le Certificat d'études primaires (CEP), prière de corriger cette incohérence ou confirmer avec le QG.</w:t>
+              <w:t>Incohérent !!! DIABOU LOUM s'est consulté la première fois pour cette maladie (Problème de tension) chez un médecin généraliste et vous dites que  DIABOU LOUM n'est pas concerné par le montant des frais de consultation d'un médecin généraliste (3.14=9999).</w:t>
             </w:r>
           </w:p>
         </w:tc>
@@ -1745,7 +1745,7 @@
                 <w:i w:val="0"/>
                 <w:sz w:val="17"/>
               </w:rPr>
-              <w:t>Incohérent !!! DIABOU LOUM s'est consulté la première fois pour cette maladie (Problème de tension) chez un médecin généraliste et vous dites que  DIABOU LOUM n'est pas concerné par le montant des frais de consultation d'un médecin généraliste (3.14=9999).</w:t>
+              <w:t>Prière de verifier cette incohérence auprès de l'enquêté ou confirmer.</w:t>
             </w:r>
           </w:p>
         </w:tc>
@@ -1778,7 +1778,7 @@
                 <w:i w:val="0"/>
                 <w:sz w:val="16"/>
               </w:rPr>
-              <w:t>S03</w:t>
+              <w:t>S11</w:t>
               <w:br/>
             </w:r>
             <w:r>
@@ -1788,7 +1788,7 @@
                 <w:color w:val="64748B"/>
                 <w:sz w:val="14"/>
               </w:rPr>
-              <w:t>Santé</w:t>
+              <w:t>Logement / cadre de vie</w:t>
             </w:r>
           </w:p>
         </w:tc>
@@ -1804,7 +1804,7 @@
                 <w:color w:val="16A34A"/>
                 <w:sz w:val="16"/>
               </w:rPr>
-              <w:t>—</w:t>
+              <w:t>s01q47__1, s01q47__2, s01q47__3, s01q47__4, s01q47__5, s01q47__6, s01q47__7, s02q15</w:t>
             </w:r>
           </w:p>
         </w:tc>
@@ -1835,7 +1835,7 @@
                 <w:i w:val="0"/>
                 <w:sz w:val="17"/>
               </w:rPr>
-              <w:t>Prière de verifier cette incohérence auprès de l'enquêté ou confirmer.</w:t>
+              <w:t>Le montant de l'eau acheté auprès des vendeurs ou auprès d'un autre ménage au cours de 30 derniers jours est de 7500 FCFA qui semble incoherent, prière de vérifier la question 11.25 auprès du ménage ou confirmer.</w:t>
             </w:r>
           </w:p>
         </w:tc>
@@ -1894,7 +1894,7 @@
                 <w:color w:val="16A34A"/>
                 <w:sz w:val="16"/>
               </w:rPr>
-              <w:t>s01q47__1, s01q47__2, s01q47__3, s01q47__4, s01q47__5, s01q47__6, s01q47__7, s02q15</w:t>
+              <w:t>s01q36, s01q38, s04q24, s02q13, s11q35a, s11q35b_code</w:t>
             </w:r>
           </w:p>
         </w:tc>
@@ -1925,7 +1925,7 @@
                 <w:i w:val="0"/>
                 <w:sz w:val="17"/>
               </w:rPr>
-              <w:t>Le montant de l'eau acheté auprès des vendeurs ou auprès d'un autre ménage au cours de 30 derniers jours est de 7500 FCFA qui semble incoherent, prière de vérifier la question 11.25 auprès du ménage ou confirmer.</w:t>
+              <w:t>Le montant de la dernière facture d'électricité est de 45000 FCFA Tous les 2 mois qui semble incohérent, Prière de vérifier les questions 11.35a et 11.35b auprès du ménage ou confirmer.</w:t>
             </w:r>
           </w:p>
         </w:tc>
@@ -1984,7 +1984,7 @@
                 <w:color w:val="16A34A"/>
                 <w:sz w:val="16"/>
               </w:rPr>
-              <w:t>s01q36, s01q38, s04q24, s02q13, s11q35a, s11q35b_code</w:t>
+              <w:t>s01q03a, s01q03b, s01q03c, s11q32, s11q36, s11q36_code</w:t>
             </w:r>
           </w:p>
         </w:tc>
@@ -2015,7 +2015,7 @@
                 <w:i w:val="0"/>
                 <w:sz w:val="17"/>
               </w:rPr>
-              <w:t>Le montant de la dernière facture d'électricité est de 45000 FCFA Tous les 2 mois qui semble incohérent, Prière de vérifier les questions 11.35a et 11.35b auprès du ménage ou confirmer.</w:t>
+              <w:t>Le ménage  est connecté à un réseau électrique donc à accès à l'électricité avec EDM malgré qu'elle ne soit pas disponible à 100%, le même ménage déclare comme principale source d'éclairage du logement la Lampe à pile/Lampe solaire qui est incohérent.</w:t>
             </w:r>
           </w:p>
         </w:tc>
@@ -2030,10 +2030,10 @@
               <w:rPr>
                 <w:b/>
                 <w:i w:val="0"/>
-                <w:color w:val="DC2626"/>
+                <w:color w:val="EA580C"/>
                 <w:sz w:val="16"/>
               </w:rPr>
-              <w:t>Haute</w:t>
+              <w:t>Moyenne</w:t>
             </w:r>
           </w:p>
         </w:tc>
@@ -2048,7 +2048,7 @@
                 <w:i w:val="0"/>
                 <w:sz w:val="16"/>
               </w:rPr>
-              <w:t>S11</w:t>
+              <w:t>S01</w:t>
               <w:br/>
             </w:r>
             <w:r>
@@ -2058,7 +2058,7 @@
                 <w:color w:val="64748B"/>
                 <w:sz w:val="14"/>
               </w:rPr>
-              <w:t>Logement / cadre de vie</w:t>
+              <w:t>Démographie</w:t>
             </w:r>
           </w:p>
         </w:tc>
@@ -2074,7 +2074,7 @@
                 <w:color w:val="16A34A"/>
                 <w:sz w:val="16"/>
               </w:rPr>
-              <w:t>s01q03a, s01q03b, s01q03c, s11q32, s11q36, s11q36_code</w:t>
+              <w:t>—</w:t>
             </w:r>
           </w:p>
         </w:tc>
@@ -2105,7 +2105,7 @@
                 <w:i w:val="0"/>
                 <w:sz w:val="17"/>
               </w:rPr>
-              <w:t>Le ménage  est connecté à un réseau électrique donc à accès à l'électricité avec EDM malgré qu'elle ne soit pas disponible à 100%, le même ménage déclare comme principale source d'éclairage du logement la Lampe à pile/Lampe solaire qui est incohérent.</w:t>
+              <w:t>Attention ! Le montant (10000 Fcfa) dépensé ou reçu en cadeau pour les cartes prépayées, les transferts de crédit et les abonnements de  CHEIKH  NIANE SOW est relativement élevé par rapport aux autres montants depansés observés dans cette zone.</w:t>
             </w:r>
           </w:p>
         </w:tc>
@@ -2195,7 +2195,7 @@
                 <w:i w:val="0"/>
                 <w:sz w:val="17"/>
               </w:rPr>
-              <w:t>Attention ! Le montant (10000 Fcfa) dépensé ou reçu en cadeau pour les cartes prépayées, les transferts de crédit et les abonnements de  CHEIKH  NIANE SOW est relativement élevé par rapport aux autres montants depansés observés dans cette zone.</w:t>
+              <w:t>Prière de corriger ou de confirmer avec le QG.</w:t>
             </w:r>
           </w:p>
         </w:tc>
@@ -2254,7 +2254,7 @@
                 <w:color w:val="16A34A"/>
                 <w:sz w:val="16"/>
               </w:rPr>
-              <w:t>—</w:t>
+              <w:t>s01q41a, s01q00b</w:t>
             </w:r>
           </w:p>
         </w:tc>
@@ -2285,7 +2285,7 @@
                 <w:i w:val="0"/>
                 <w:sz w:val="17"/>
               </w:rPr>
-              <w:t>Prière de corriger ou de confirmer avec le QG.</w:t>
+              <w:t>Attention ! Le montant (10000 Fcfa) dépensé ou reçu en cadeau pour les recharges internet ou de forfaits de données mobiles(hors appels vocaux), aucours des 30 derniers jours de  CHEIKH  NIANE SOW est relativement élevé par rapport aux autres montants depansés observés dans cette zone.</w:t>
             </w:r>
           </w:p>
         </w:tc>
@@ -2344,7 +2344,7 @@
                 <w:color w:val="16A34A"/>
                 <w:sz w:val="16"/>
               </w:rPr>
-              <w:t>s01q41a, s01q00b</w:t>
+              <w:t>s01q00</w:t>
             </w:r>
           </w:p>
         </w:tc>
@@ -2375,7 +2375,7 @@
                 <w:i w:val="0"/>
                 <w:sz w:val="17"/>
               </w:rPr>
-              <w:t>Attention ! Le montant (10000 Fcfa) dépensé ou reçu en cadeau pour les recharges internet ou de forfaits de données mobiles(hors appels vocaux), aucours des 30 derniers jours de  CHEIKH  NIANE SOW est relativement élevé par rapport aux autres montants depansés observés dans cette zone.</w:t>
+              <w:t>Attention ! Vous avez déclaré en s01q00 que le répondant est la personne elle-même, or MAGUETTE SOW est trop jeune (10 ans) pour fournir des informations correctes.</w:t>
             </w:r>
           </w:p>
         </w:tc>
@@ -2434,7 +2434,7 @@
                 <w:color w:val="16A34A"/>
                 <w:sz w:val="16"/>
               </w:rPr>
-              <w:t>s01q00</w:t>
+              <w:t>—</w:t>
             </w:r>
           </w:p>
         </w:tc>
@@ -2465,7 +2465,7 @@
                 <w:i w:val="0"/>
                 <w:sz w:val="17"/>
               </w:rPr>
-              <w:t>Attention ! Vous avez déclaré en s01q00 que le répondant est la personne elle-même, or MAGUETTE SOW est trop jeune (10 ans) pour fournir des informations correctes.</w:t>
+              <w:t>Prière de refaire la section 1 pour MAGUETTE SOW en demandant à un adulte de répondre aux questions à sa place.</w:t>
             </w:r>
           </w:p>
         </w:tc>
@@ -2555,7 +2555,7 @@
                 <w:i w:val="0"/>
                 <w:sz w:val="17"/>
               </w:rPr>
-              <w:t>Prière de refaire la section 1 pour MAGUETTE SOW en demandant à un adulte de répondre aux questions à sa place.</w:t>
+              <w:t>Prière de verifier l'information donnée par ABDOU AZIZ SOW ou corriger au niveau de la section 1.</w:t>
             </w:r>
           </w:p>
         </w:tc>
@@ -2645,7 +2645,7 @@
                 <w:i w:val="0"/>
                 <w:sz w:val="17"/>
               </w:rPr>
-              <w:t>Prière de verifier l'information donnée par ABDOU AZIZ SOW ou corriger au niveau de la section 1.</w:t>
+              <w:t>Prière de verifier l'information donnée par DJIBY SOW ou corriger au niveau de la section 1.</w:t>
             </w:r>
           </w:p>
         </w:tc>
@@ -2735,7 +2735,7 @@
                 <w:i w:val="0"/>
                 <w:sz w:val="17"/>
               </w:rPr>
-              <w:t>Prière de verifier l'information donnée par DJIBY SOW ou corriger au niveau de la section 1.</w:t>
+              <w:t>Prière de verifier l'information donnée par MODOU SOW ou corriger au niveau de la section 1.</w:t>
             </w:r>
           </w:p>
         </w:tc>
@@ -2825,7 +2825,7 @@
                 <w:i w:val="0"/>
                 <w:sz w:val="17"/>
               </w:rPr>
-              <w:t>Prière de verifier l'information donnée par MODOU SOW ou corriger au niveau de la section 1.</w:t>
+              <w:t>Prière de verifier l'information donnée par NGANE SOW ou corriger au niveau de la section 1.</w:t>
             </w:r>
           </w:p>
         </w:tc>
@@ -2915,187 +2915,7 @@
                 <w:i w:val="0"/>
                 <w:sz w:val="17"/>
               </w:rPr>
-              <w:t>Prière de verifier l'information donnée par NGANE SOW ou corriger au niveau de la section 1.</w:t>
-            </w:r>
-          </w:p>
-        </w:tc>
-      </w:tr>
-      <w:tr>
-        <w:tc>
-          <w:tcPr>
-            <w:tcW w:type="dxa" w:w="964"/>
-          </w:tcPr>
-          <w:p>
-            <w:r>
-              <w:rPr>
-                <w:b/>
-                <w:i w:val="0"/>
-                <w:color w:val="EA580C"/>
-                <w:sz w:val="16"/>
-              </w:rPr>
-              <w:t>Moyenne</w:t>
-            </w:r>
-          </w:p>
-        </w:tc>
-        <w:tc>
-          <w:tcPr>
-            <w:tcW w:type="dxa" w:w="1247"/>
-          </w:tcPr>
-          <w:p>
-            <w:r>
-              <w:rPr>
-                <w:b/>
-                <w:i w:val="0"/>
-                <w:sz w:val="16"/>
-              </w:rPr>
-              <w:t>S01</w:t>
-              <w:br/>
-            </w:r>
-            <w:r>
-              <w:rPr>
-                <w:b w:val="0"/>
-                <w:i w:val="0"/>
-                <w:color w:val="64748B"/>
-                <w:sz w:val="14"/>
-              </w:rPr>
-              <w:t>Démographie</w:t>
-            </w:r>
-          </w:p>
-        </w:tc>
-        <w:tc>
-          <w:tcPr>
-            <w:tcW w:type="dxa" w:w="1531"/>
-          </w:tcPr>
-          <w:p>
-            <w:r>
-              <w:rPr>
-                <w:b/>
-                <w:i w:val="0"/>
-                <w:color w:val="16A34A"/>
-                <w:sz w:val="16"/>
-              </w:rPr>
-              <w:t>—</w:t>
-            </w:r>
-          </w:p>
-        </w:tc>
-        <w:tc>
-          <w:tcPr>
-            <w:tcW w:type="dxa" w:w="1191"/>
-          </w:tcPr>
-          <w:p>
-            <w:r>
-              <w:rPr>
-                <w:b w:val="0"/>
-                <w:i w:val="0"/>
-                <w:color w:val="64748B"/>
-                <w:sz w:val="16"/>
-              </w:rPr>
-              <w:t>GT-CQ</w:t>
-            </w:r>
-          </w:p>
-        </w:tc>
-        <w:tc>
-          <w:tcPr>
-            <w:tcW w:type="dxa" w:w="4706"/>
-          </w:tcPr>
-          <w:p>
-            <w:r>
-              <w:rPr>
-                <w:b w:val="0"/>
-                <w:i w:val="0"/>
-                <w:sz w:val="17"/>
-              </w:rPr>
               <w:t>Prière de verifier l'information donnée par PAPE ABDOULAYE SOW ou corriger au niveau de la section 1.</w:t>
-            </w:r>
-          </w:p>
-        </w:tc>
-      </w:tr>
-      <w:tr>
-        <w:tc>
-          <w:tcPr>
-            <w:tcW w:type="dxa" w:w="964"/>
-          </w:tcPr>
-          <w:p>
-            <w:r>
-              <w:rPr>
-                <w:b/>
-                <w:i w:val="0"/>
-                <w:color w:val="EA580C"/>
-                <w:sz w:val="16"/>
-              </w:rPr>
-              <w:t>Moyenne</w:t>
-            </w:r>
-          </w:p>
-        </w:tc>
-        <w:tc>
-          <w:tcPr>
-            <w:tcW w:type="dxa" w:w="1247"/>
-          </w:tcPr>
-          <w:p>
-            <w:r>
-              <w:rPr>
-                <w:b/>
-                <w:i w:val="0"/>
-                <w:sz w:val="16"/>
-              </w:rPr>
-              <w:t>S02</w:t>
-              <w:br/>
-            </w:r>
-            <w:r>
-              <w:rPr>
-                <w:b w:val="0"/>
-                <w:i w:val="0"/>
-                <w:color w:val="64748B"/>
-                <w:sz w:val="14"/>
-              </w:rPr>
-              <w:t>Éducation</w:t>
-            </w:r>
-          </w:p>
-        </w:tc>
-        <w:tc>
-          <w:tcPr>
-            <w:tcW w:type="dxa" w:w="1531"/>
-          </w:tcPr>
-          <w:p>
-            <w:r>
-              <w:rPr>
-                <w:b/>
-                <w:i w:val="0"/>
-                <w:color w:val="16A34A"/>
-                <w:sz w:val="16"/>
-              </w:rPr>
-              <w:t>—</w:t>
-            </w:r>
-          </w:p>
-        </w:tc>
-        <w:tc>
-          <w:tcPr>
-            <w:tcW w:type="dxa" w:w="1191"/>
-          </w:tcPr>
-          <w:p>
-            <w:r>
-              <w:rPr>
-                <w:b w:val="0"/>
-                <w:i w:val="0"/>
-                <w:color w:val="64748B"/>
-                <w:sz w:val="16"/>
-              </w:rPr>
-              <w:t>GT-CQ</w:t>
-            </w:r>
-          </w:p>
-        </w:tc>
-        <w:tc>
-          <w:tcPr>
-            <w:tcW w:type="dxa" w:w="4706"/>
-          </w:tcPr>
-          <w:p>
-            <w:r>
-              <w:rPr>
-                <w:b w:val="0"/>
-                <w:i w:val="0"/>
-                <w:sz w:val="17"/>
-              </w:rPr>
-              <w:t>veuillez, s'il vous plait, confirmer les frais de scolarité ( 22000 FCFA) payée de MAME KANY SOW avec le QG ou apporter les corrections nécessaires.</w:t>
             </w:r>
           </w:p>
         </w:tc>
